--- a/Angular Hands-on 2.docx
+++ b/Angular Hands-on 2.docx
@@ -5,10 +5,10 @@
     <w:p>
       <w:r>
         <w:drawing>
-          <wp:inline distT="0" distB="0" distL="0" distR="0" wp14:anchorId="0B4C7D67" wp14:editId="1E1D00EB">
+          <wp:inline distT="0" distB="0" distL="0" distR="0" wp14:anchorId="45A0653B" wp14:editId="57F75AE4">
             <wp:extent cx="5731510" cy="3727450"/>
             <wp:effectExtent l="0" t="0" r="0" b="6350"/>
-            <wp:docPr id="1180538551" name="Picture 1" descr="A screenshot of a computer&#10;&#10;AI-generated content may be incorrect."/>
+            <wp:docPr id="922596512" name="Picture 1" descr="A screenshot of a computer&#10;&#10;AI-generated content may be incorrect."/>
             <wp:cNvGraphicFramePr>
               <a:graphicFrameLocks xmlns:a="http://schemas.openxmlformats.org/drawingml/2006/main" noChangeAspect="1"/>
             </wp:cNvGraphicFramePr>
@@ -16,7 +16,7 @@
               <a:graphicData uri="http://schemas.openxmlformats.org/drawingml/2006/picture">
                 <pic:pic xmlns:pic="http://schemas.openxmlformats.org/drawingml/2006/picture">
                   <pic:nvPicPr>
-                    <pic:cNvPr id="1180538551" name="Picture 1" descr="A screenshot of a computer&#10;&#10;AI-generated content may be incorrect."/>
+                    <pic:cNvPr id="922596512" name="Picture 1" descr="A screenshot of a computer&#10;&#10;AI-generated content may be incorrect."/>
                     <pic:cNvPicPr/>
                   </pic:nvPicPr>
                   <pic:blipFill>
@@ -459,7 +459,7 @@
     <w:link w:val="Heading1Char"/>
     <w:uiPriority w:val="9"/>
     <w:qFormat/>
-    <w:rsid w:val="00EF7EC4"/>
+    <w:rsid w:val="00192332"/>
     <w:pPr>
       <w:keepNext/>
       <w:keepLines/>
@@ -482,7 +482,7 @@
     <w:semiHidden/>
     <w:unhideWhenUsed/>
     <w:qFormat/>
-    <w:rsid w:val="00EF7EC4"/>
+    <w:rsid w:val="00192332"/>
     <w:pPr>
       <w:keepNext/>
       <w:keepLines/>
@@ -505,7 +505,7 @@
     <w:semiHidden/>
     <w:unhideWhenUsed/>
     <w:qFormat/>
-    <w:rsid w:val="00EF7EC4"/>
+    <w:rsid w:val="00192332"/>
     <w:pPr>
       <w:keepNext/>
       <w:keepLines/>
@@ -528,7 +528,7 @@
     <w:semiHidden/>
     <w:unhideWhenUsed/>
     <w:qFormat/>
-    <w:rsid w:val="00EF7EC4"/>
+    <w:rsid w:val="00192332"/>
     <w:pPr>
       <w:keepNext/>
       <w:keepLines/>
@@ -551,7 +551,7 @@
     <w:semiHidden/>
     <w:unhideWhenUsed/>
     <w:qFormat/>
-    <w:rsid w:val="00EF7EC4"/>
+    <w:rsid w:val="00192332"/>
     <w:pPr>
       <w:keepNext/>
       <w:keepLines/>
@@ -572,7 +572,7 @@
     <w:semiHidden/>
     <w:unhideWhenUsed/>
     <w:qFormat/>
-    <w:rsid w:val="00EF7EC4"/>
+    <w:rsid w:val="00192332"/>
     <w:pPr>
       <w:keepNext/>
       <w:keepLines/>
@@ -595,7 +595,7 @@
     <w:semiHidden/>
     <w:unhideWhenUsed/>
     <w:qFormat/>
-    <w:rsid w:val="00EF7EC4"/>
+    <w:rsid w:val="00192332"/>
     <w:pPr>
       <w:keepNext/>
       <w:keepLines/>
@@ -616,7 +616,7 @@
     <w:semiHidden/>
     <w:unhideWhenUsed/>
     <w:qFormat/>
-    <w:rsid w:val="00EF7EC4"/>
+    <w:rsid w:val="00192332"/>
     <w:pPr>
       <w:keepNext/>
       <w:keepLines/>
@@ -639,7 +639,7 @@
     <w:semiHidden/>
     <w:unhideWhenUsed/>
     <w:qFormat/>
-    <w:rsid w:val="00EF7EC4"/>
+    <w:rsid w:val="00192332"/>
     <w:pPr>
       <w:keepNext/>
       <w:keepLines/>
@@ -683,7 +683,7 @@
     <w:basedOn w:val="DefaultParagraphFont"/>
     <w:link w:val="Heading1"/>
     <w:uiPriority w:val="9"/>
-    <w:rsid w:val="00EF7EC4"/>
+    <w:rsid w:val="00192332"/>
     <w:rPr>
       <w:rFonts w:asciiTheme="majorHAnsi" w:eastAsiaTheme="majorEastAsia" w:hAnsiTheme="majorHAnsi" w:cstheme="majorBidi"/>
       <w:color w:val="0F4761" w:themeColor="accent1" w:themeShade="BF"/>
@@ -697,7 +697,7 @@
     <w:link w:val="Heading2"/>
     <w:uiPriority w:val="9"/>
     <w:semiHidden/>
-    <w:rsid w:val="00EF7EC4"/>
+    <w:rsid w:val="00192332"/>
     <w:rPr>
       <w:rFonts w:asciiTheme="majorHAnsi" w:eastAsiaTheme="majorEastAsia" w:hAnsiTheme="majorHAnsi" w:cstheme="majorBidi"/>
       <w:color w:val="0F4761" w:themeColor="accent1" w:themeShade="BF"/>
@@ -711,7 +711,7 @@
     <w:link w:val="Heading3"/>
     <w:uiPriority w:val="9"/>
     <w:semiHidden/>
-    <w:rsid w:val="00EF7EC4"/>
+    <w:rsid w:val="00192332"/>
     <w:rPr>
       <w:rFonts w:eastAsiaTheme="majorEastAsia" w:cstheme="majorBidi"/>
       <w:color w:val="0F4761" w:themeColor="accent1" w:themeShade="BF"/>
@@ -725,7 +725,7 @@
     <w:link w:val="Heading4"/>
     <w:uiPriority w:val="9"/>
     <w:semiHidden/>
-    <w:rsid w:val="00EF7EC4"/>
+    <w:rsid w:val="00192332"/>
     <w:rPr>
       <w:rFonts w:eastAsiaTheme="majorEastAsia" w:cstheme="majorBidi"/>
       <w:i/>
@@ -739,7 +739,7 @@
     <w:link w:val="Heading5"/>
     <w:uiPriority w:val="9"/>
     <w:semiHidden/>
-    <w:rsid w:val="00EF7EC4"/>
+    <w:rsid w:val="00192332"/>
     <w:rPr>
       <w:rFonts w:eastAsiaTheme="majorEastAsia" w:cstheme="majorBidi"/>
       <w:color w:val="0F4761" w:themeColor="accent1" w:themeShade="BF"/>
@@ -751,7 +751,7 @@
     <w:link w:val="Heading6"/>
     <w:uiPriority w:val="9"/>
     <w:semiHidden/>
-    <w:rsid w:val="00EF7EC4"/>
+    <w:rsid w:val="00192332"/>
     <w:rPr>
       <w:rFonts w:eastAsiaTheme="majorEastAsia" w:cstheme="majorBidi"/>
       <w:i/>
@@ -765,7 +765,7 @@
     <w:link w:val="Heading7"/>
     <w:uiPriority w:val="9"/>
     <w:semiHidden/>
-    <w:rsid w:val="00EF7EC4"/>
+    <w:rsid w:val="00192332"/>
     <w:rPr>
       <w:rFonts w:eastAsiaTheme="majorEastAsia" w:cstheme="majorBidi"/>
       <w:color w:val="595959" w:themeColor="text1" w:themeTint="A6"/>
@@ -777,7 +777,7 @@
     <w:link w:val="Heading8"/>
     <w:uiPriority w:val="9"/>
     <w:semiHidden/>
-    <w:rsid w:val="00EF7EC4"/>
+    <w:rsid w:val="00192332"/>
     <w:rPr>
       <w:rFonts w:eastAsiaTheme="majorEastAsia" w:cstheme="majorBidi"/>
       <w:i/>
@@ -791,7 +791,7 @@
     <w:link w:val="Heading9"/>
     <w:uiPriority w:val="9"/>
     <w:semiHidden/>
-    <w:rsid w:val="00EF7EC4"/>
+    <w:rsid w:val="00192332"/>
     <w:rPr>
       <w:rFonts w:eastAsiaTheme="majorEastAsia" w:cstheme="majorBidi"/>
       <w:color w:val="272727" w:themeColor="text1" w:themeTint="D8"/>
@@ -804,7 +804,7 @@
     <w:link w:val="TitleChar"/>
     <w:uiPriority w:val="10"/>
     <w:qFormat/>
-    <w:rsid w:val="00EF7EC4"/>
+    <w:rsid w:val="00192332"/>
     <w:pPr>
       <w:spacing w:after="80" w:line="240" w:lineRule="auto"/>
       <w:contextualSpacing/>
@@ -822,7 +822,7 @@
     <w:basedOn w:val="DefaultParagraphFont"/>
     <w:link w:val="Title"/>
     <w:uiPriority w:val="10"/>
-    <w:rsid w:val="00EF7EC4"/>
+    <w:rsid w:val="00192332"/>
     <w:rPr>
       <w:rFonts w:asciiTheme="majorHAnsi" w:eastAsiaTheme="majorEastAsia" w:hAnsiTheme="majorHAnsi" w:cstheme="majorBidi"/>
       <w:spacing w:val="-10"/>
@@ -838,7 +838,7 @@
     <w:link w:val="SubtitleChar"/>
     <w:uiPriority w:val="11"/>
     <w:qFormat/>
-    <w:rsid w:val="00EF7EC4"/>
+    <w:rsid w:val="00192332"/>
     <w:pPr>
       <w:numPr>
         <w:ilvl w:val="1"/>
@@ -857,7 +857,7 @@
     <w:basedOn w:val="DefaultParagraphFont"/>
     <w:link w:val="Subtitle"/>
     <w:uiPriority w:val="11"/>
-    <w:rsid w:val="00EF7EC4"/>
+    <w:rsid w:val="00192332"/>
     <w:rPr>
       <w:rFonts w:eastAsiaTheme="majorEastAsia" w:cstheme="majorBidi"/>
       <w:color w:val="595959" w:themeColor="text1" w:themeTint="A6"/>
@@ -873,7 +873,7 @@
     <w:link w:val="QuoteChar"/>
     <w:uiPriority w:val="29"/>
     <w:qFormat/>
-    <w:rsid w:val="00EF7EC4"/>
+    <w:rsid w:val="00192332"/>
     <w:pPr>
       <w:spacing w:before="160"/>
       <w:jc w:val="center"/>
@@ -889,7 +889,7 @@
     <w:basedOn w:val="DefaultParagraphFont"/>
     <w:link w:val="Quote"/>
     <w:uiPriority w:val="29"/>
-    <w:rsid w:val="00EF7EC4"/>
+    <w:rsid w:val="00192332"/>
     <w:rPr>
       <w:i/>
       <w:iCs/>
@@ -901,7 +901,7 @@
     <w:basedOn w:val="Normal"/>
     <w:uiPriority w:val="34"/>
     <w:qFormat/>
-    <w:rsid w:val="00EF7EC4"/>
+    <w:rsid w:val="00192332"/>
     <w:pPr>
       <w:ind w:left="720"/>
       <w:contextualSpacing/>
@@ -912,7 +912,7 @@
     <w:basedOn w:val="DefaultParagraphFont"/>
     <w:uiPriority w:val="21"/>
     <w:qFormat/>
-    <w:rsid w:val="00EF7EC4"/>
+    <w:rsid w:val="00192332"/>
     <w:rPr>
       <w:i/>
       <w:iCs/>
@@ -926,7 +926,7 @@
     <w:link w:val="IntenseQuoteChar"/>
     <w:uiPriority w:val="30"/>
     <w:qFormat/>
-    <w:rsid w:val="00EF7EC4"/>
+    <w:rsid w:val="00192332"/>
     <w:pPr>
       <w:pBdr>
         <w:top w:val="single" w:sz="4" w:space="10" w:color="0F4761" w:themeColor="accent1" w:themeShade="BF"/>
@@ -947,7 +947,7 @@
     <w:basedOn w:val="DefaultParagraphFont"/>
     <w:link w:val="IntenseQuote"/>
     <w:uiPriority w:val="30"/>
-    <w:rsid w:val="00EF7EC4"/>
+    <w:rsid w:val="00192332"/>
     <w:rPr>
       <w:i/>
       <w:iCs/>
@@ -959,7 +959,7 @@
     <w:basedOn w:val="DefaultParagraphFont"/>
     <w:uiPriority w:val="32"/>
     <w:qFormat/>
-    <w:rsid w:val="00EF7EC4"/>
+    <w:rsid w:val="00192332"/>
     <w:rPr>
       <w:b/>
       <w:bCs/>
